--- a/paper/scientific_reports/scireports_paper.docx
+++ b/paper/scientific_reports/scireports_paper.docx
@@ -3326,7 +3326,144 @@
         <w:t xml:space="preserve"> </w:t>
       </w:r>
       <w:r>
-        <w:t xml:space="preserve">(Supplementary Section C.9), below the calibrated value. Crystal-structure prediction or experimental single-crystal X-ray diffraction remains the critical missing step before any density-based performance claim here can be treated as quantitative (Section 3).</w:t>
+        <w:t xml:space="preserve">(Supplementary Section C.9), below the calibrated value. The applicability domain of the correction is also narrow: the six anchors span</w:t>
+      </w:r>
+      <w:r>
+        <w:t xml:space="preserve"> </w:t>
+      </w:r>
+      <m:oMath>
+        <m:sSub>
+          <m:e>
+            <m:r>
+              <m:t>ρ</m:t>
+            </m:r>
+          </m:e>
+          <m:sub>
+            <m:r>
+              <m:rPr>
+                <m:nor/>
+                <m:sty m:val="p"/>
+              </m:rPr>
+              <m:t>DFT</m:t>
+            </m:r>
+          </m:sub>
+        </m:sSub>
+        <m:r>
+          <m:rPr>
+            <m:sty m:val="p"/>
+          </m:rPr>
+          <m:t>∈</m:t>
+        </m:r>
+        <m:r>
+          <m:rPr>
+            <m:sty m:val="p"/>
+          </m:rPr>
+          <m:t>[</m:t>
+        </m:r>
+        <m:r>
+          <m:t>1.613</m:t>
+        </m:r>
+        <m:r>
+          <m:rPr>
+            <m:sty m:val="p"/>
+          </m:rPr>
+          <m:t>,</m:t>
+        </m:r>
+        <m:r>
+          <m:t>1.689</m:t>
+        </m:r>
+        <m:r>
+          <m:rPr>
+            <m:sty m:val="p"/>
+          </m:rPr>
+          <m:t>]</m:t>
+        </m:r>
+      </m:oMath>
+      <w:r>
+        <w:t xml:space="preserve"> g cm</w:t>
+      </w:r>
+      <w:r>
+        <w:rPr>
+          <w:vertAlign w:val="superscript"/>
+        </w:rPr>
+        <w:t xml:space="preserve">−3</w:t>
+      </w:r>
+      <w:r>
+        <w:t xml:space="preserve">, mapped onto an experimental range of 1.77–1.94 g cm</w:t>
+      </w:r>
+      <w:r>
+        <w:rPr>
+          <w:vertAlign w:val="superscript"/>
+        </w:rPr>
+        <w:t xml:space="preserve">−3</w:t>
+      </w:r>
+      <w:r>
+        <w:t xml:space="preserve">, so a short raw interval is stretched by the fitted slope of 1.392. Six of the eleven leads lie above that window and are therefore extrapolations rather than interpolations, L1 furthest at 6.6 % above the highest anchor (per-lead positions in Supplementary Table S36). Read against the literature,</w:t>
+      </w:r>
+      <w:r>
+        <w:t xml:space="preserve"> </w:t>
+      </w:r>
+      <m:oMath>
+        <m:sSub>
+          <m:e>
+            <m:r>
+              <m:t>ρ</m:t>
+            </m:r>
+          </m:e>
+          <m:sub>
+            <m:r>
+              <m:rPr>
+                <m:nor/>
+                <m:sty m:val="p"/>
+              </m:rPr>
+              <m:t>cal</m:t>
+            </m:r>
+          </m:sub>
+        </m:sSub>
+        <m:r>
+          <m:rPr>
+            <m:sty m:val="p"/>
+          </m:rPr>
+          <m:t>=</m:t>
+        </m:r>
+        <m:r>
+          <m:t>2.09</m:t>
+        </m:r>
+      </m:oMath>
+      <w:r>
+        <w:t xml:space="preserve"> g cm</w:t>
+      </w:r>
+      <w:r>
+        <w:rPr>
+          <w:vertAlign w:val="superscript"/>
+        </w:rPr>
+        <w:t xml:space="preserve">−3</w:t>
+      </w:r>
+      <w:r>
+        <w:t xml:space="preserve"> </w:t>
+      </w:r>
+      <w:r>
+        <w:t xml:space="preserve">would place L1 above</w:t>
+      </w:r>
+      <w:r>
+        <w:t xml:space="preserve"> </w:t>
+      </w:r>
+      <m:oMath>
+        <m:r>
+          <m:t>ε</m:t>
+        </m:r>
+      </m:oMath>
+      <w:r>
+        <w:t xml:space="preserve">-CL-20 (2.04 g cm</w:t>
+      </w:r>
+      <w:r>
+        <w:rPr>
+          <w:vertAlign w:val="superscript"/>
+        </w:rPr>
+        <w:t xml:space="preserve">−3</w:t>
+      </w:r>
+      <w:r>
+        <w:t xml:space="preserve">), the densest CHNO explosive in practical use, which for a monocyclic trinitro-isoxazole is better read as an upper bound than as an expectation: the Bondi bracket and the anchor-domain excursion both point to a lower true crystal density. Crystal-structure prediction or experimental single-crystal X-ray diffraction remains the critical missing step before any density-based performance claim here can be treated as quantitative (Section 3).</w:t>
       </w:r>
     </w:p>
     <w:p>

--- a/paper/scientific_reports/scireports_paper.docx
+++ b/paper/scientific_reports/scireports_paper.docx
@@ -5479,7 +5479,7 @@
         <w:widowControl w:val="1"/>
       </w:pPr>
       <w:r>
-        <w:t xml:space="preserve">†E2 D and P are flagged: OB = +28.9 % exceeds the +25 % K-J reliability limit; these values are upper-bound estimates only (see Section 2.4 E2 audit). E9 K-J is undefined (OB &lt; −200 %).</w:t>
+        <w:t xml:space="preserve">†E2 D and P are flagged: OB = +28.9 % exceeds the +25 % K-J reliability limit; these values are upper-bound estimates only. E9 K-J is undefined (OB &lt; −200 %).</w:t>
       </w:r>
     </w:p>
     <w:p>
@@ -10396,7 +10396,7 @@
         <w:t xml:space="preserve"> </w:t>
       </w:r>
       <w:r>
-        <w:t xml:space="preserve">requires a thermochemical-equilibrium solver, Section 3.)</w:t>
+        <w:t xml:space="preserve">requires a thermochemical-equilibrium solver, see Limitations above.)</w:t>
       </w:r>
     </w:p>
     <w:p>
@@ -10453,7 +10453,7 @@
         <w:t xml:space="preserve"> </w:t>
       </w:r>
       <w:r>
-        <w:t xml:space="preserve">comes from a scaffold family disjoint from L1; its recovery validates the sampler's scaffold reach rather than adding a novel lead, and its calibrated D is an upper bound pending thermal stability confirmation and a 1,2,3,5-oxatriazole-class DFT anchor (Section 3).</w:t>
+        <w:t xml:space="preserve">comes from a scaffold family disjoint from L1; its recovery validates the sampler's scaffold reach rather than adding a novel lead, and its calibrated D is an upper bound pending thermal stability confirmation and a 1,2,3,5-oxatriazole-class DFT anchor (see Limitations above).</w:t>
       </w:r>
     </w:p>
     <w:p>
@@ -10526,7 +10526,7 @@
         <w:t xml:space="preserve"> </w:t>
       </w:r>
       <w:r>
-        <w:t xml:space="preserve">primary-explosive sensitivity flag), and DFT confirms a real local minimum. Polymorph screening and crystal-density refinement (Section 3) are required before any density-derived performance claim can be considered quantitative.</w:t>
+        <w:t xml:space="preserve">primary-explosive sensitivity flag), and DFT confirms a real local minimum. Polymorph screening and crystal-density refinement (see Limitations above) are required before any density-derived performance claim can be considered quantitative.</w:t>
       </w:r>
     </w:p>
     <w:p>
